--- a/docs/content/linear_mixed_models/linear_mixed_models_activity.docx
+++ b/docs/content/linear_mixed_models/linear_mixed_models_activity.docx
@@ -122,6 +122,158 @@
         <w:pStyle w:val="BlockText"/>
       </w:pPr>
       <w:r>
+        <w:rPr>
+          <w:b/>
+          <w:bCs/>
+        </w:rPr>
+        <w:t xml:space="preserve">Every grey</w:t>
+      </w:r>
+      <w:r>
+        <w:rPr>
+          <w:b/>
+          <w:bCs/>
+        </w:rPr>
+        <w:t xml:space="preserve"> </w:t>
+      </w:r>
+      <w:r>
+        <w:rPr>
+          <w:rStyle w:val="VerbatimChar"/>
+          <w:b/>
+          <w:bCs/>
+        </w:rPr>
+        <w:t xml:space="preserve">r</w:t>
+      </w:r>
+      <w:r>
+        <w:rPr>
+          <w:b/>
+          <w:bCs/>
+        </w:rPr>
+        <w:t xml:space="preserve"> </w:t>
+      </w:r>
+      <w:r>
+        <w:rPr>
+          <w:b/>
+          <w:bCs/>
+        </w:rPr>
+        <w:t xml:space="preserve">box below is code you type into an R script — not into the Console.</w:t>
+      </w:r>
+      <w:r>
+        <w:t xml:space="preserve"> </w:t>
+      </w:r>
+      <w:r>
+        <w:t xml:space="preserve">Before you start:</w:t>
+      </w:r>
+      <w:r>
+        <w:t xml:space="preserve"> </w:t>
+      </w:r>
+      <w:r>
+        <w:rPr>
+          <w:b/>
+          <w:bCs/>
+        </w:rPr>
+        <w:t xml:space="preserve">File → New File → R Script</w:t>
+      </w:r>
+      <w:r>
+        <w:t xml:space="preserve">, and save it as</w:t>
+      </w:r>
+      <w:r>
+        <w:t xml:space="preserve"> </w:t>
+      </w:r>
+      <w:r>
+        <w:rPr>
+          <w:rStyle w:val="VerbatimChar"/>
+        </w:rPr>
+        <w:t xml:space="preserve">15_linear_mixed_models.R</w:t>
+      </w:r>
+      <w:r>
+        <w:t xml:space="preserve"> </w:t>
+      </w:r>
+      <w:r>
+        <w:t xml:space="preserve">in your project’s</w:t>
+      </w:r>
+      <w:r>
+        <w:t xml:space="preserve"> </w:t>
+      </w:r>
+      <w:r>
+        <w:rPr>
+          <w:rStyle w:val="VerbatimChar"/>
+        </w:rPr>
+        <w:t xml:space="preserve">scripts/</w:t>
+      </w:r>
+      <w:r>
+        <w:t xml:space="preserve"> </w:t>
+      </w:r>
+      <w:r>
+        <w:t xml:space="preserve">folder. Then work down the worksheet, adding each block to the bottom of that one script, in order.</w:t>
+      </w:r>
+    </w:p>
+    <w:p>
+      <w:pPr>
+        <w:pStyle w:val="BlockText"/>
+      </w:pPr>
+      <w:r>
+        <w:rPr>
+          <w:b/>
+          <w:bCs/>
+        </w:rPr>
+        <w:t xml:space="preserve">Type the</w:t>
+      </w:r>
+      <w:r>
+        <w:rPr>
+          <w:b/>
+          <w:bCs/>
+        </w:rPr>
+        <w:t xml:space="preserve"> </w:t>
+      </w:r>
+      <w:r>
+        <w:rPr>
+          <w:rStyle w:val="VerbatimChar"/>
+          <w:b/>
+          <w:bCs/>
+        </w:rPr>
+        <w:t xml:space="preserve"># ── Part …</w:t>
+      </w:r>
+      <w:r>
+        <w:rPr>
+          <w:b/>
+          <w:bCs/>
+        </w:rPr>
+        <w:t xml:space="preserve"> </w:t>
+      </w:r>
+      <w:r>
+        <w:rPr>
+          <w:b/>
+          <w:bCs/>
+        </w:rPr>
+        <w:t xml:space="preserve">header comment at the top of each block, too.</w:t>
+      </w:r>
+      <w:r>
+        <w:t xml:space="preserve"> </w:t>
+      </w:r>
+      <w:r>
+        <w:t xml:space="preserve">Those comment lines are not decoration — they are how your script stays navigable, how you find your way back to a block that broke, and how I find your work when I read your script. A block with no header comment is a block I cannot place. In RStudio they also show up in the document outline (the</w:t>
+      </w:r>
+      <w:r>
+        <w:t xml:space="preserve"> </w:t>
+      </w:r>
+      <w:r>
+        <w:rPr>
+          <w:rStyle w:val="VerbatimChar"/>
+        </w:rPr>
+        <w:t xml:space="preserve">≡</w:t>
+      </w:r>
+      <w:r>
+        <w:t xml:space="preserve"> </w:t>
+      </w:r>
+      <w:r>
+        <w:t xml:space="preserve">button at the bottom-left of the editor) so you can jump straight to any part.</w:t>
+      </w:r>
+    </w:p>
+    <w:p>
+      <w:pPr>
+        <w:pStyle w:val="BlockText"/>
+      </w:pPr>
+      <w:r>
         <w:t xml:space="preserve">This worksheet picks up the exact same sea urchin grazing / algae cover dataset from the Nested ANOVA activity —</w:t>
       </w:r>
       <w:r>
@@ -220,6 +372,15 @@
       </w:pPr>
       <w:r>
         <w:rPr>
+          <w:rStyle w:val="CommentTok"/>
+        </w:rPr>
+        <w:t xml:space="preserve"># ── Part 1.1 · Setup ────────────────────────────────────────────────────</w:t>
+      </w:r>
+      <w:r>
+        <w:br/>
+      </w:r>
+      <w:r>
+        <w:rPr>
           <w:rStyle w:val="FunctionTok"/>
         </w:rPr>
         <w:t xml:space="preserve">library</w:t>
@@ -604,6 +765,63 @@
       </w:r>
       <w:r>
         <w:rPr>
+          <w:rStyle w:val="CommentTok"/>
+        </w:rPr>
+        <w:t xml:space="preserve"># Map to Quinn &amp; Keough's Table 9.1 densities. </w:t>
+      </w:r>
+      <w:r>
+        <w:rPr>
+          <w:rStyle w:val="AlertTok"/>
+        </w:rPr>
+        <w:t xml:space="preserve">NOTE</w:t>
+      </w:r>
+      <w:r>
+        <w:rPr>
+          <w:rStyle w:val="CommentTok"/>
+        </w:rPr>
+        <w:t xml:space="preserve"> the file's dens_33 /</w:t>
+      </w:r>
+      <w:r>
+        <w:br/>
+      </w:r>
+      <w:r>
+        <w:rPr>
+          <w:rStyle w:val="NormalTok"/>
+        </w:rPr>
+        <w:t xml:space="preserve">  </w:t>
+      </w:r>
+      <w:r>
+        <w:rPr>
+          <w:rStyle w:val="CommentTok"/>
+        </w:rPr>
+        <w:t xml:space="preserve"># dens_66 labels are the reverse of the book's percentages -- verified by</w:t>
+      </w:r>
+      <w:r>
+        <w:br/>
+      </w:r>
+      <w:r>
+        <w:rPr>
+          <w:rStyle w:val="NormalTok"/>
+        </w:rPr>
+        <w:t xml:space="preserve">  </w:t>
+      </w:r>
+      <w:r>
+        <w:rPr>
+          <w:rStyle w:val="CommentTok"/>
+        </w:rPr>
+        <w:t xml:space="preserve"># matching patch means: dens_33 is the book's 66% group, dens_66 its 33%.</w:t>
+      </w:r>
+      <w:r>
+        <w:br/>
+      </w:r>
+      <w:r>
+        <w:rPr>
+          <w:rStyle w:val="NormalTok"/>
+        </w:rPr>
+        <w:t xml:space="preserve">  </w:t>
+      </w:r>
+      <w:r>
+        <w:rPr>
           <w:rStyle w:val="FunctionTok"/>
         </w:rPr>
         <w:t xml:space="preserve">mutate</w:t>
@@ -687,13 +905,19 @@
         <w:rPr>
           <w:rStyle w:val="StringTok"/>
         </w:rPr>
-        <w:t xml:space="preserve">"none"</w:t>
-      </w:r>
-      <w:r>
-        <w:rPr>
-          <w:rStyle w:val="NormalTok"/>
-        </w:rPr>
-        <w:t xml:space="preserve">,</w:t>
+        <w:t xml:space="preserve">"0%"</w:t>
+      </w:r>
+      <w:r>
+        <w:rPr>
+          <w:rStyle w:val="NormalTok"/>
+        </w:rPr>
+        <w:t xml:space="preserve">,     </w:t>
+      </w:r>
+      <w:r>
+        <w:rPr>
+          <w:rStyle w:val="CommentTok"/>
+        </w:rPr>
+        <w:t xml:space="preserve"># book  0% density, mean algae 39.2</w:t>
       </w:r>
       <w:r>
         <w:br/>
@@ -720,6 +944,132 @@
         <w:rPr>
           <w:rStyle w:val="StringTok"/>
         </w:rPr>
+        <w:t xml:space="preserve">"dens_66"</w:t>
+      </w:r>
+      <w:r>
+        <w:rPr>
+          <w:rStyle w:val="NormalTok"/>
+        </w:rPr>
+        <w:t xml:space="preserve"> </w:t>
+      </w:r>
+      <w:r>
+        <w:rPr>
+          <w:rStyle w:val="SpecialCharTok"/>
+        </w:rPr>
+        <w:t xml:space="preserve">~</w:t>
+      </w:r>
+      <w:r>
+        <w:rPr>
+          <w:rStyle w:val="NormalTok"/>
+        </w:rPr>
+        <w:t xml:space="preserve"> </w:t>
+      </w:r>
+      <w:r>
+        <w:rPr>
+          <w:rStyle w:val="StringTok"/>
+        </w:rPr>
+        <w:t xml:space="preserve">"33%"</w:t>
+      </w:r>
+      <w:r>
+        <w:rPr>
+          <w:rStyle w:val="NormalTok"/>
+        </w:rPr>
+        <w:t xml:space="preserve">,    </w:t>
+      </w:r>
+      <w:r>
+        <w:rPr>
+          <w:rStyle w:val="CommentTok"/>
+        </w:rPr>
+        <w:t xml:space="preserve"># book 33% density, mean algae 19.0</w:t>
+      </w:r>
+      <w:r>
+        <w:br/>
+      </w:r>
+      <w:r>
+        <w:rPr>
+          <w:rStyle w:val="NormalTok"/>
+        </w:rPr>
+        <w:t xml:space="preserve">         treat </w:t>
+      </w:r>
+      <w:r>
+        <w:rPr>
+          <w:rStyle w:val="SpecialCharTok"/>
+        </w:rPr>
+        <w:t xml:space="preserve">==</w:t>
+      </w:r>
+      <w:r>
+        <w:rPr>
+          <w:rStyle w:val="NormalTok"/>
+        </w:rPr>
+        <w:t xml:space="preserve"> </w:t>
+      </w:r>
+      <w:r>
+        <w:rPr>
+          <w:rStyle w:val="StringTok"/>
+        </w:rPr>
+        <w:t xml:space="preserve">"dens_33"</w:t>
+      </w:r>
+      <w:r>
+        <w:rPr>
+          <w:rStyle w:val="NormalTok"/>
+        </w:rPr>
+        <w:t xml:space="preserve"> </w:t>
+      </w:r>
+      <w:r>
+        <w:rPr>
+          <w:rStyle w:val="SpecialCharTok"/>
+        </w:rPr>
+        <w:t xml:space="preserve">~</w:t>
+      </w:r>
+      <w:r>
+        <w:rPr>
+          <w:rStyle w:val="NormalTok"/>
+        </w:rPr>
+        <w:t xml:space="preserve"> </w:t>
+      </w:r>
+      <w:r>
+        <w:rPr>
+          <w:rStyle w:val="StringTok"/>
+        </w:rPr>
+        <w:t xml:space="preserve">"66%"</w:t>
+      </w:r>
+      <w:r>
+        <w:rPr>
+          <w:rStyle w:val="NormalTok"/>
+        </w:rPr>
+        <w:t xml:space="preserve">,    </w:t>
+      </w:r>
+      <w:r>
+        <w:rPr>
+          <w:rStyle w:val="CommentTok"/>
+        </w:rPr>
+        <w:t xml:space="preserve"># book 66% density, mean algae 21.6</w:t>
+      </w:r>
+      <w:r>
+        <w:br/>
+      </w:r>
+      <w:r>
+        <w:rPr>
+          <w:rStyle w:val="NormalTok"/>
+        </w:rPr>
+        <w:t xml:space="preserve">         treat </w:t>
+      </w:r>
+      <w:r>
+        <w:rPr>
+          <w:rStyle w:val="SpecialCharTok"/>
+        </w:rPr>
+        <w:t xml:space="preserve">==</w:t>
+      </w:r>
+      <w:r>
+        <w:rPr>
+          <w:rStyle w:val="NormalTok"/>
+        </w:rPr>
+        <w:t xml:space="preserve"> </w:t>
+      </w:r>
+      <w:r>
+        <w:rPr>
+          <w:rStyle w:val="StringTok"/>
+        </w:rPr>
         <w:t xml:space="preserve">"control"</w:t>
       </w:r>
       <w:r>
@@ -744,28 +1094,46 @@
         <w:rPr>
           <w:rStyle w:val="StringTok"/>
         </w:rPr>
-        <w:t xml:space="preserve">"high"</w:t>
-      </w:r>
-      <w:r>
-        <w:rPr>
-          <w:rStyle w:val="NormalTok"/>
-        </w:rPr>
-        <w:t xml:space="preserve">,</w:t>
-      </w:r>
-      <w:r>
-        <w:br/>
-      </w:r>
-      <w:r>
-        <w:rPr>
-          <w:rStyle w:val="NormalTok"/>
-        </w:rPr>
-        <w:t xml:space="preserve">         treat </w:t>
+        <w:t xml:space="preserve">"100%"</w:t>
+      </w:r>
+      <w:r>
+        <w:rPr>
+          <w:rStyle w:val="NormalTok"/>
+        </w:rPr>
+        <w:t xml:space="preserve">,   </w:t>
+      </w:r>
+      <w:r>
+        <w:rPr>
+          <w:rStyle w:val="CommentTok"/>
+        </w:rPr>
+        <w:t xml:space="preserve"># book 100% density, mean algae 1.3</w:t>
+      </w:r>
+      <w:r>
+        <w:br/>
+      </w:r>
+      <w:r>
+        <w:rPr>
+          <w:rStyle w:val="NormalTok"/>
+        </w:rPr>
+        <w:t xml:space="preserve">         </w:t>
+      </w:r>
+      <w:r>
+        <w:rPr>
+          <w:rStyle w:val="ConstantTok"/>
+        </w:rPr>
+        <w:t xml:space="preserve">TRUE</w:t>
+      </w:r>
+      <w:r>
+        <w:rPr>
+          <w:rStyle w:val="NormalTok"/>
+        </w:rPr>
+        <w:t xml:space="preserve"> </w:t>
       </w:r>
       <w:r>
         <w:rPr>
           <w:rStyle w:val="SpecialCharTok"/>
         </w:rPr>
-        <w:t xml:space="preserve">==</w:t>
+        <w:t xml:space="preserve">~</w:t>
       </w:r>
       <w:r>
         <w:rPr>
@@ -777,423 +1145,297 @@
         <w:rPr>
           <w:rStyle w:val="StringTok"/>
         </w:rPr>
-        <w:t xml:space="preserve">"dens_33"</w:t>
-      </w:r>
-      <w:r>
-        <w:rPr>
-          <w:rStyle w:val="NormalTok"/>
-        </w:rPr>
-        <w:t xml:space="preserve"> </w:t>
+        <w:t xml:space="preserve">"other"</w:t>
+      </w:r>
+      <w:r>
+        <w:rPr>
+          <w:rStyle w:val="NormalTok"/>
+        </w:rPr>
+        <w:t xml:space="preserve">)) </w:t>
       </w:r>
       <w:r>
         <w:rPr>
           <w:rStyle w:val="SpecialCharTok"/>
         </w:rPr>
-        <w:t xml:space="preserve">~</w:t>
-      </w:r>
-      <w:r>
-        <w:rPr>
-          <w:rStyle w:val="NormalTok"/>
-        </w:rPr>
-        <w:t xml:space="preserve"> </w:t>
+        <w:t xml:space="preserve">%&gt;%</w:t>
+      </w:r>
+      <w:r>
+        <w:br/>
+      </w:r>
+      <w:r>
+        <w:rPr>
+          <w:rStyle w:val="NormalTok"/>
+        </w:rPr>
+        <w:t xml:space="preserve">  </w:t>
+      </w:r>
+      <w:r>
+        <w:rPr>
+          <w:rStyle w:val="FunctionTok"/>
+        </w:rPr>
+        <w:t xml:space="preserve">mutate</w:t>
+      </w:r>
+      <w:r>
+        <w:rPr>
+          <w:rStyle w:val="NormalTok"/>
+        </w:rPr>
+        <w:t xml:space="preserve">(</w:t>
+      </w:r>
+      <w:r>
+        <w:rPr>
+          <w:rStyle w:val="AttributeTok"/>
+        </w:rPr>
+        <w:t xml:space="preserve">treat =</w:t>
+      </w:r>
+      <w:r>
+        <w:rPr>
+          <w:rStyle w:val="NormalTok"/>
+        </w:rPr>
+        <w:t xml:space="preserve"> </w:t>
+      </w:r>
+      <w:r>
+        <w:rPr>
+          <w:rStyle w:val="FunctionTok"/>
+        </w:rPr>
+        <w:t xml:space="preserve">factor</w:t>
+      </w:r>
+      <w:r>
+        <w:rPr>
+          <w:rStyle w:val="NormalTok"/>
+        </w:rPr>
+        <w:t xml:space="preserve">(treat,</w:t>
+      </w:r>
+      <w:r>
+        <w:br/>
+      </w:r>
+      <w:r>
+        <w:rPr>
+          <w:rStyle w:val="NormalTok"/>
+        </w:rPr>
+        <w:t xml:space="preserve">                        </w:t>
+      </w:r>
+      <w:r>
+        <w:rPr>
+          <w:rStyle w:val="AttributeTok"/>
+        </w:rPr>
+        <w:t xml:space="preserve">levels =</w:t>
+      </w:r>
+      <w:r>
+        <w:rPr>
+          <w:rStyle w:val="NormalTok"/>
+        </w:rPr>
+        <w:t xml:space="preserve"> </w:t>
+      </w:r>
+      <w:r>
+        <w:rPr>
+          <w:rStyle w:val="FunctionTok"/>
+        </w:rPr>
+        <w:t xml:space="preserve">c</w:t>
+      </w:r>
+      <w:r>
+        <w:rPr>
+          <w:rStyle w:val="NormalTok"/>
+        </w:rPr>
+        <w:t xml:space="preserve">(</w:t>
       </w:r>
       <w:r>
         <w:rPr>
           <w:rStyle w:val="StringTok"/>
         </w:rPr>
-        <w:t xml:space="preserve">"low"</w:t>
-      </w:r>
-      <w:r>
-        <w:rPr>
-          <w:rStyle w:val="NormalTok"/>
-        </w:rPr>
-        <w:t xml:space="preserve">,</w:t>
-      </w:r>
-      <w:r>
-        <w:br/>
-      </w:r>
-      <w:r>
-        <w:rPr>
-          <w:rStyle w:val="NormalTok"/>
-        </w:rPr>
-        <w:t xml:space="preserve">         treat </w:t>
+        <w:t xml:space="preserve">"0%"</w:t>
+      </w:r>
+      <w:r>
+        <w:rPr>
+          <w:rStyle w:val="NormalTok"/>
+        </w:rPr>
+        <w:t xml:space="preserve">, </w:t>
+      </w:r>
+      <w:r>
+        <w:rPr>
+          <w:rStyle w:val="StringTok"/>
+        </w:rPr>
+        <w:t xml:space="preserve">"33%"</w:t>
+      </w:r>
+      <w:r>
+        <w:rPr>
+          <w:rStyle w:val="NormalTok"/>
+        </w:rPr>
+        <w:t xml:space="preserve">, </w:t>
+      </w:r>
+      <w:r>
+        <w:rPr>
+          <w:rStyle w:val="StringTok"/>
+        </w:rPr>
+        <w:t xml:space="preserve">"66%"</w:t>
+      </w:r>
+      <w:r>
+        <w:rPr>
+          <w:rStyle w:val="NormalTok"/>
+        </w:rPr>
+        <w:t xml:space="preserve">, </w:t>
+      </w:r>
+      <w:r>
+        <w:rPr>
+          <w:rStyle w:val="StringTok"/>
+        </w:rPr>
+        <w:t xml:space="preserve">"100%"</w:t>
+      </w:r>
+      <w:r>
+        <w:rPr>
+          <w:rStyle w:val="NormalTok"/>
+        </w:rPr>
+        <w:t xml:space="preserve">),</w:t>
+      </w:r>
+      <w:r>
+        <w:br/>
+      </w:r>
+      <w:r>
+        <w:rPr>
+          <w:rStyle w:val="NormalTok"/>
+        </w:rPr>
+        <w:t xml:space="preserve">                        </w:t>
+      </w:r>
+      <w:r>
+        <w:rPr>
+          <w:rStyle w:val="AttributeTok"/>
+        </w:rPr>
+        <w:t xml:space="preserve">labels =</w:t>
+      </w:r>
+      <w:r>
+        <w:rPr>
+          <w:rStyle w:val="NormalTok"/>
+        </w:rPr>
+        <w:t xml:space="preserve"> </w:t>
+      </w:r>
+      <w:r>
+        <w:rPr>
+          <w:rStyle w:val="FunctionTok"/>
+        </w:rPr>
+        <w:t xml:space="preserve">c</w:t>
+      </w:r>
+      <w:r>
+        <w:rPr>
+          <w:rStyle w:val="NormalTok"/>
+        </w:rPr>
+        <w:t xml:space="preserve">(</w:t>
+      </w:r>
+      <w:r>
+        <w:rPr>
+          <w:rStyle w:val="StringTok"/>
+        </w:rPr>
+        <w:t xml:space="preserve">"0%"</w:t>
+      </w:r>
+      <w:r>
+        <w:rPr>
+          <w:rStyle w:val="NormalTok"/>
+        </w:rPr>
+        <w:t xml:space="preserve">, </w:t>
+      </w:r>
+      <w:r>
+        <w:rPr>
+          <w:rStyle w:val="StringTok"/>
+        </w:rPr>
+        <w:t xml:space="preserve">"33%"</w:t>
+      </w:r>
+      <w:r>
+        <w:rPr>
+          <w:rStyle w:val="NormalTok"/>
+        </w:rPr>
+        <w:t xml:space="preserve">, </w:t>
+      </w:r>
+      <w:r>
+        <w:rPr>
+          <w:rStyle w:val="StringTok"/>
+        </w:rPr>
+        <w:t xml:space="preserve">"66%"</w:t>
+      </w:r>
+      <w:r>
+        <w:rPr>
+          <w:rStyle w:val="NormalTok"/>
+        </w:rPr>
+        <w:t xml:space="preserve">, </w:t>
+      </w:r>
+      <w:r>
+        <w:rPr>
+          <w:rStyle w:val="StringTok"/>
+        </w:rPr>
+        <w:t xml:space="preserve">"100%"</w:t>
+      </w:r>
+      <w:r>
+        <w:rPr>
+          <w:rStyle w:val="NormalTok"/>
+        </w:rPr>
+        <w:t xml:space="preserve">)),</w:t>
+      </w:r>
+      <w:r>
+        <w:br/>
+      </w:r>
+      <w:r>
+        <w:rPr>
+          <w:rStyle w:val="NormalTok"/>
+        </w:rPr>
+        <w:t xml:space="preserve">         </w:t>
+      </w:r>
+      <w:r>
+        <w:rPr>
+          <w:rStyle w:val="AttributeTok"/>
+        </w:rPr>
+        <w:t xml:space="preserve">patch =</w:t>
+      </w:r>
+      <w:r>
+        <w:rPr>
+          <w:rStyle w:val="NormalTok"/>
+        </w:rPr>
+        <w:t xml:space="preserve"> </w:t>
+      </w:r>
+      <w:r>
+        <w:rPr>
+          <w:rStyle w:val="FunctionTok"/>
+        </w:rPr>
+        <w:t xml:space="preserve">as_factor</w:t>
+      </w:r>
+      <w:r>
+        <w:rPr>
+          <w:rStyle w:val="NormalTok"/>
+        </w:rPr>
+        <w:t xml:space="preserve">(patch))</w:t>
+      </w:r>
+      <w:r>
+        <w:br/>
+      </w:r>
+      <w:r>
+        <w:br/>
+      </w:r>
+      <w:r>
+        <w:rPr>
+          <w:rStyle w:val="FunctionTok"/>
+        </w:rPr>
+        <w:t xml:space="preserve">head</w:t>
+      </w:r>
+      <w:r>
+        <w:rPr>
+          <w:rStyle w:val="NormalTok"/>
+        </w:rPr>
+        <w:t xml:space="preserve">(u_df)</w:t>
+      </w:r>
+      <w:r>
+        <w:br/>
+      </w:r>
+      <w:r>
+        <w:rPr>
+          <w:rStyle w:val="FunctionTok"/>
+        </w:rPr>
+        <w:t xml:space="preserve">levels</w:t>
+      </w:r>
+      <w:r>
+        <w:rPr>
+          <w:rStyle w:val="NormalTok"/>
+        </w:rPr>
+        <w:t xml:space="preserve">(u_df</w:t>
       </w:r>
       <w:r>
         <w:rPr>
           <w:rStyle w:val="SpecialCharTok"/>
         </w:rPr>
-        <w:t xml:space="preserve">==</w:t>
-      </w:r>
-      <w:r>
-        <w:rPr>
-          <w:rStyle w:val="NormalTok"/>
-        </w:rPr>
-        <w:t xml:space="preserve"> </w:t>
-      </w:r>
-      <w:r>
-        <w:rPr>
-          <w:rStyle w:val="StringTok"/>
-        </w:rPr>
-        <w:t xml:space="preserve">"dens_66"</w:t>
-      </w:r>
-      <w:r>
-        <w:rPr>
-          <w:rStyle w:val="NormalTok"/>
-        </w:rPr>
-        <w:t xml:space="preserve"> </w:t>
-      </w:r>
-      <w:r>
-        <w:rPr>
-          <w:rStyle w:val="SpecialCharTok"/>
-        </w:rPr>
-        <w:t xml:space="preserve">~</w:t>
-      </w:r>
-      <w:r>
-        <w:rPr>
-          <w:rStyle w:val="NormalTok"/>
-        </w:rPr>
-        <w:t xml:space="preserve"> </w:t>
-      </w:r>
-      <w:r>
-        <w:rPr>
-          <w:rStyle w:val="StringTok"/>
-        </w:rPr>
-        <w:t xml:space="preserve">"medium"</w:t>
-      </w:r>
-      <w:r>
-        <w:rPr>
-          <w:rStyle w:val="NormalTok"/>
-        </w:rPr>
-        <w:t xml:space="preserve">,</w:t>
-      </w:r>
-      <w:r>
-        <w:br/>
-      </w:r>
-      <w:r>
-        <w:rPr>
-          <w:rStyle w:val="NormalTok"/>
-        </w:rPr>
-        <w:t xml:space="preserve">         </w:t>
-      </w:r>
-      <w:r>
-        <w:rPr>
-          <w:rStyle w:val="ConstantTok"/>
-        </w:rPr>
-        <w:t xml:space="preserve">TRUE</w:t>
-      </w:r>
-      <w:r>
-        <w:rPr>
-          <w:rStyle w:val="NormalTok"/>
-        </w:rPr>
-        <w:t xml:space="preserve"> </w:t>
-      </w:r>
-      <w:r>
-        <w:rPr>
-          <w:rStyle w:val="SpecialCharTok"/>
-        </w:rPr>
-        <w:t xml:space="preserve">~</w:t>
-      </w:r>
-      <w:r>
-        <w:rPr>
-          <w:rStyle w:val="NormalTok"/>
-        </w:rPr>
-        <w:t xml:space="preserve"> </w:t>
-      </w:r>
-      <w:r>
-        <w:rPr>
-          <w:rStyle w:val="StringTok"/>
-        </w:rPr>
-        <w:t xml:space="preserve">"other"</w:t>
-      </w:r>
-      <w:r>
-        <w:rPr>
-          <w:rStyle w:val="NormalTok"/>
-        </w:rPr>
-        <w:t xml:space="preserve">)) </w:t>
-      </w:r>
-      <w:r>
-        <w:rPr>
-          <w:rStyle w:val="SpecialCharTok"/>
-        </w:rPr>
-        <w:t xml:space="preserve">%&gt;%</w:t>
-      </w:r>
-      <w:r>
-        <w:br/>
-      </w:r>
-      <w:r>
-        <w:rPr>
-          <w:rStyle w:val="NormalTok"/>
-        </w:rPr>
-        <w:t xml:space="preserve">  </w:t>
-      </w:r>
-      <w:r>
-        <w:rPr>
-          <w:rStyle w:val="FunctionTok"/>
-        </w:rPr>
-        <w:t xml:space="preserve">mutate</w:t>
-      </w:r>
-      <w:r>
-        <w:rPr>
-          <w:rStyle w:val="NormalTok"/>
-        </w:rPr>
-        <w:t xml:space="preserve">(</w:t>
-      </w:r>
-      <w:r>
-        <w:rPr>
-          <w:rStyle w:val="AttributeTok"/>
-        </w:rPr>
-        <w:t xml:space="preserve">treat =</w:t>
-      </w:r>
-      <w:r>
-        <w:rPr>
-          <w:rStyle w:val="NormalTok"/>
-        </w:rPr>
-        <w:t xml:space="preserve"> </w:t>
-      </w:r>
-      <w:r>
-        <w:rPr>
-          <w:rStyle w:val="FunctionTok"/>
-        </w:rPr>
-        <w:t xml:space="preserve">factor</w:t>
-      </w:r>
-      <w:r>
-        <w:rPr>
-          <w:rStyle w:val="NormalTok"/>
-        </w:rPr>
-        <w:t xml:space="preserve">(treat,</w:t>
-      </w:r>
-      <w:r>
-        <w:br/>
-      </w:r>
-      <w:r>
-        <w:rPr>
-          <w:rStyle w:val="NormalTok"/>
-        </w:rPr>
-        <w:t xml:space="preserve">                        </w:t>
-      </w:r>
-      <w:r>
-        <w:rPr>
-          <w:rStyle w:val="AttributeTok"/>
-        </w:rPr>
-        <w:t xml:space="preserve">levels =</w:t>
-      </w:r>
-      <w:r>
-        <w:rPr>
-          <w:rStyle w:val="NormalTok"/>
-        </w:rPr>
-        <w:t xml:space="preserve"> </w:t>
-      </w:r>
-      <w:r>
-        <w:rPr>
-          <w:rStyle w:val="FunctionTok"/>
-        </w:rPr>
-        <w:t xml:space="preserve">c</w:t>
-      </w:r>
-      <w:r>
-        <w:rPr>
-          <w:rStyle w:val="NormalTok"/>
-        </w:rPr>
-        <w:t xml:space="preserve">(</w:t>
-      </w:r>
-      <w:r>
-        <w:rPr>
-          <w:rStyle w:val="StringTok"/>
-        </w:rPr>
-        <w:t xml:space="preserve">"none"</w:t>
-      </w:r>
-      <w:r>
-        <w:rPr>
-          <w:rStyle w:val="NormalTok"/>
-        </w:rPr>
-        <w:t xml:space="preserve">, </w:t>
-      </w:r>
-      <w:r>
-        <w:rPr>
-          <w:rStyle w:val="StringTok"/>
-        </w:rPr>
-        <w:t xml:space="preserve">"low"</w:t>
-      </w:r>
-      <w:r>
-        <w:rPr>
-          <w:rStyle w:val="NormalTok"/>
-        </w:rPr>
-        <w:t xml:space="preserve">, </w:t>
-      </w:r>
-      <w:r>
-        <w:rPr>
-          <w:rStyle w:val="StringTok"/>
-        </w:rPr>
-        <w:t xml:space="preserve">"medium"</w:t>
-      </w:r>
-      <w:r>
-        <w:rPr>
-          <w:rStyle w:val="NormalTok"/>
-        </w:rPr>
-        <w:t xml:space="preserve">, </w:t>
-      </w:r>
-      <w:r>
-        <w:rPr>
-          <w:rStyle w:val="StringTok"/>
-        </w:rPr>
-        <w:t xml:space="preserve">"high"</w:t>
-      </w:r>
-      <w:r>
-        <w:rPr>
-          <w:rStyle w:val="NormalTok"/>
-        </w:rPr>
-        <w:t xml:space="preserve">),</w:t>
-      </w:r>
-      <w:r>
-        <w:br/>
-      </w:r>
-      <w:r>
-        <w:rPr>
-          <w:rStyle w:val="NormalTok"/>
-        </w:rPr>
-        <w:t xml:space="preserve">                        </w:t>
-      </w:r>
-      <w:r>
-        <w:rPr>
-          <w:rStyle w:val="AttributeTok"/>
-        </w:rPr>
-        <w:t xml:space="preserve">labels =</w:t>
-      </w:r>
-      <w:r>
-        <w:rPr>
-          <w:rStyle w:val="NormalTok"/>
-        </w:rPr>
-        <w:t xml:space="preserve"> </w:t>
-      </w:r>
-      <w:r>
-        <w:rPr>
-          <w:rStyle w:val="FunctionTok"/>
-        </w:rPr>
-        <w:t xml:space="preserve">c</w:t>
-      </w:r>
-      <w:r>
-        <w:rPr>
-          <w:rStyle w:val="NormalTok"/>
-        </w:rPr>
-        <w:t xml:space="preserve">(</w:t>
-      </w:r>
-      <w:r>
-        <w:rPr>
-          <w:rStyle w:val="StringTok"/>
-        </w:rPr>
-        <w:t xml:space="preserve">"none"</w:t>
-      </w:r>
-      <w:r>
-        <w:rPr>
-          <w:rStyle w:val="NormalTok"/>
-        </w:rPr>
-        <w:t xml:space="preserve">, </w:t>
-      </w:r>
-      <w:r>
-        <w:rPr>
-          <w:rStyle w:val="StringTok"/>
-        </w:rPr>
-        <w:t xml:space="preserve">"low"</w:t>
-      </w:r>
-      <w:r>
-        <w:rPr>
-          <w:rStyle w:val="NormalTok"/>
-        </w:rPr>
-        <w:t xml:space="preserve">, </w:t>
-      </w:r>
-      <w:r>
-        <w:rPr>
-          <w:rStyle w:val="StringTok"/>
-        </w:rPr>
-        <w:t xml:space="preserve">"medium"</w:t>
-      </w:r>
-      <w:r>
-        <w:rPr>
-          <w:rStyle w:val="NormalTok"/>
-        </w:rPr>
-        <w:t xml:space="preserve">, </w:t>
-      </w:r>
-      <w:r>
-        <w:rPr>
-          <w:rStyle w:val="StringTok"/>
-        </w:rPr>
-        <w:t xml:space="preserve">"high"</w:t>
-      </w:r>
-      <w:r>
-        <w:rPr>
-          <w:rStyle w:val="NormalTok"/>
-        </w:rPr>
-        <w:t xml:space="preserve">)),</w:t>
-      </w:r>
-      <w:r>
-        <w:br/>
-      </w:r>
-      <w:r>
-        <w:rPr>
-          <w:rStyle w:val="NormalTok"/>
-        </w:rPr>
-        <w:t xml:space="preserve">         </w:t>
-      </w:r>
-      <w:r>
-        <w:rPr>
-          <w:rStyle w:val="AttributeTok"/>
-        </w:rPr>
-        <w:t xml:space="preserve">patch =</w:t>
-      </w:r>
-      <w:r>
-        <w:rPr>
-          <w:rStyle w:val="NormalTok"/>
-        </w:rPr>
-        <w:t xml:space="preserve"> </w:t>
-      </w:r>
-      <w:r>
-        <w:rPr>
-          <w:rStyle w:val="FunctionTok"/>
-        </w:rPr>
-        <w:t xml:space="preserve">as_factor</w:t>
-      </w:r>
-      <w:r>
-        <w:rPr>
-          <w:rStyle w:val="NormalTok"/>
-        </w:rPr>
-        <w:t xml:space="preserve">(patch))</w:t>
-      </w:r>
-      <w:r>
-        <w:br/>
-      </w:r>
-      <w:r>
-        <w:br/>
-      </w:r>
-      <w:r>
-        <w:rPr>
-          <w:rStyle w:val="FunctionTok"/>
-        </w:rPr>
-        <w:t xml:space="preserve">head</w:t>
-      </w:r>
-      <w:r>
-        <w:rPr>
-          <w:rStyle w:val="NormalTok"/>
-        </w:rPr>
-        <w:t xml:space="preserve">(u_df)</w:t>
-      </w:r>
-      <w:r>
-        <w:br/>
-      </w:r>
-      <w:r>
-        <w:rPr>
-          <w:rStyle w:val="FunctionTok"/>
-        </w:rPr>
-        <w:t xml:space="preserve">levels</w:t>
-      </w:r>
-      <w:r>
-        <w:rPr>
-          <w:rStyle w:val="NormalTok"/>
-        </w:rPr>
-        <w:t xml:space="preserve">(u_df</w:t>
-      </w:r>
-      <w:r>
-        <w:rPr>
-          <w:rStyle w:val="SpecialCharTok"/>
-        </w:rPr>
         <w:t xml:space="preserve">$</w:t>
       </w:r>
       <w:r>
@@ -1247,7 +1489,7 @@
         <w:t xml:space="preserve"> </w:t>
       </w:r>
       <w:r>
-        <w:t xml:space="preserve">(urchin density treatment — none, low, medium, high),</w:t>
+        <w:t xml:space="preserve">(urchin density — 0%, 33%, 66%, 100% of natural density),</w:t>
       </w:r>
       <w:r>
         <w:t xml:space="preserve"> </w:t>
@@ -1635,6 +1877,15 @@
       </w:pPr>
       <w:r>
         <w:rPr>
+          <w:rStyle w:val="CommentTok"/>
+        </w:rPr>
+        <w:t xml:space="preserve"># ── Part 2.1 · The Modern Way ───────────────────────────────────────────</w:t>
+      </w:r>
+      <w:r>
+        <w:br/>
+      </w:r>
+      <w:r>
+        <w:rPr>
           <w:rStyle w:val="NormalTok"/>
         </w:rPr>
         <w:t xml:space="preserve">mixed_model </w:t>
@@ -1805,7 +2056,7 @@
         <w:t xml:space="preserve"> </w:t>
       </w:r>
       <w:r>
-        <w:t xml:space="preserve">— Method 1, the F-test with Satterthwaite degrees of freedom (more conservative, better for small samples):</w:t>
+        <w:t xml:space="preserve">— Method 1, the F-test (more conservative, better for small samples):</w:t>
       </w:r>
     </w:p>
     <w:p>
@@ -1814,9 +2065,18 @@
       </w:pPr>
       <w:r>
         <w:rPr>
-          <w:rStyle w:val="NormalTok"/>
-        </w:rPr>
-        <w:t xml:space="preserve">satt_result </w:t>
+          <w:rStyle w:val="CommentTok"/>
+        </w:rPr>
+        <w:t xml:space="preserve"># ── Part 2.2 · The Modern Way ───────────────────────────────────────────</w:t>
+      </w:r>
+      <w:r>
+        <w:br/>
+      </w:r>
+      <w:r>
+        <w:rPr>
+          <w:rStyle w:val="NormalTok"/>
+        </w:rPr>
+        <w:t xml:space="preserve">f_result </w:t>
       </w:r>
       <w:r>
         <w:rPr>
@@ -1873,7 +2133,7 @@
         <w:rPr>
           <w:rStyle w:val="NormalTok"/>
         </w:rPr>
-        <w:t xml:space="preserve">                      </w:t>
+        <w:t xml:space="preserve">                  </w:t>
       </w:r>
       <w:r>
         <w:rPr>
@@ -1897,39 +2157,6 @@
         <w:rPr>
           <w:rStyle w:val="NormalTok"/>
         </w:rPr>
-        <w:t xml:space="preserve">,</w:t>
-      </w:r>
-      <w:r>
-        <w:br/>
-      </w:r>
-      <w:r>
-        <w:rPr>
-          <w:rStyle w:val="NormalTok"/>
-        </w:rPr>
-        <w:t xml:space="preserve">                      </w:t>
-      </w:r>
-      <w:r>
-        <w:rPr>
-          <w:rStyle w:val="AttributeTok"/>
-        </w:rPr>
-        <w:t xml:space="preserve">ddf =</w:t>
-      </w:r>
-      <w:r>
-        <w:rPr>
-          <w:rStyle w:val="NormalTok"/>
-        </w:rPr>
-        <w:t xml:space="preserve"> </w:t>
-      </w:r>
-      <w:r>
-        <w:rPr>
-          <w:rStyle w:val="StringTok"/>
-        </w:rPr>
-        <w:t xml:space="preserve">"Satterthwaite"</w:t>
-      </w:r>
-      <w:r>
-        <w:rPr>
-          <w:rStyle w:val="NormalTok"/>
-        </w:rPr>
         <w:t xml:space="preserve">)</w:t>
       </w:r>
       <w:r>
@@ -1939,18 +2166,93 @@
         <w:rPr>
           <w:rStyle w:val="NormalTok"/>
         </w:rPr>
-        <w:t xml:space="preserve">satt_result</w:t>
-      </w:r>
-    </w:p>
-    <w:p>
-      <w:pPr>
-        <w:pStyle w:val="FirstParagraph"/>
-      </w:pPr>
+        <w:t xml:space="preserve">f_result</w:t>
+      </w:r>
+    </w:p>
+    <w:p>
+      <w:pPr>
+        <w:pStyle w:val="BlockText"/>
+      </w:pPr>
+      <w:r>
+        <w:t xml:space="preserve">💡 Look at the header R prints:</w:t>
+      </w:r>
+      <w:r>
+        <w:t xml:space="preserve"> </w:t>
+      </w:r>
       <w:r>
         <w:rPr>
           <w:b/>
           <w:bCs/>
         </w:rPr>
+        <w:t xml:space="preserve">“Kenward-Roger df”</w:t>
+      </w:r>
+      <w:r>
+        <w:t xml:space="preserve">.</w:t>
+      </w:r>
+      <w:r>
+        <w:t xml:space="preserve"> </w:t>
+      </w:r>
+      <w:r>
+        <w:rPr>
+          <w:rStyle w:val="VerbatimChar"/>
+        </w:rPr>
+        <w:t xml:space="preserve">car::Anova()</w:t>
+      </w:r>
+      <w:r>
+        <w:t xml:space="preserve"> </w:t>
+      </w:r>
+      <w:r>
+        <w:t xml:space="preserve">has no</w:t>
+      </w:r>
+      <w:r>
+        <w:t xml:space="preserve"> </w:t>
+      </w:r>
+      <w:r>
+        <w:rPr>
+          <w:rStyle w:val="VerbatimChar"/>
+        </w:rPr>
+        <w:t xml:space="preserve">ddf</w:t>
+      </w:r>
+      <w:r>
+        <w:t xml:space="preserve"> </w:t>
+      </w:r>
+      <w:r>
+        <w:t xml:space="preserve">argument — it always uses Kenward-Roger for</w:t>
+      </w:r>
+      <w:r>
+        <w:t xml:space="preserve"> </w:t>
+      </w:r>
+      <w:r>
+        <w:rPr>
+          <w:rStyle w:val="VerbatimChar"/>
+        </w:rPr>
+        <w:t xml:space="preserve">test.statistic = "F"</w:t>
+      </w:r>
+      <w:r>
+        <w:t xml:space="preserve">. (If you want Satterthwaite instead, use</w:t>
+      </w:r>
+      <w:r>
+        <w:t xml:space="preserve"> </w:t>
+      </w:r>
+      <w:r>
+        <w:rPr>
+          <w:rStyle w:val="VerbatimChar"/>
+        </w:rPr>
+        <w:t xml:space="preserve">lmerTest::anova(mixed_model)</w:t>
+      </w:r>
+      <w:r>
+        <w:t xml:space="preserve">.) Both are approximations to the denominator df; they agree closely here.</w:t>
+      </w:r>
+    </w:p>
+    <w:p>
+      <w:pPr>
+        <w:pStyle w:val="FirstParagraph"/>
+      </w:pPr>
+      <w:r>
+        <w:rPr>
+          <w:b/>
+          <w:bCs/>
+        </w:rPr>
         <w:t xml:space="preserve">▶ Run this</w:t>
       </w:r>
       <w:r>
@@ -1964,6 +2266,15 @@
       <w:pPr>
         <w:pStyle w:val="SourceCode"/>
       </w:pPr>
+      <w:r>
+        <w:rPr>
+          <w:rStyle w:val="CommentTok"/>
+        </w:rPr>
+        <w:t xml:space="preserve"># ── Part 2.3 · The Modern Way ───────────────────────────────────────────</w:t>
+      </w:r>
+      <w:r>
+        <w:br/>
+      </w:r>
       <w:r>
         <w:rPr>
           <w:rStyle w:val="NormalTok"/>
@@ -2299,6 +2610,15 @@
               <w:rPr>
                 <w:rStyle w:val="CommentTok"/>
               </w:rPr>
+              <w:t xml:space="preserve"># ── Part 2.4 · The Modern Way ───────────────────────────────────────────</w:t>
+            </w:r>
+            <w:r>
+              <w:br/>
+            </w:r>
+            <w:r>
+              <w:rPr>
+                <w:rStyle w:val="CommentTok"/>
+              </w:rPr>
               <w:t xml:space="preserve"># Write your code here:</w:t>
             </w:r>
           </w:p>
@@ -2347,6 +2667,15 @@
       </w:pPr>
       <w:r>
         <w:rPr>
+          <w:rStyle w:val="CommentTok"/>
+        </w:rPr>
+        <w:t xml:space="preserve"># ── Part 3.1 · Model Diagnostics ────────────────────────────────────────</w:t>
+      </w:r>
+      <w:r>
+        <w:br/>
+      </w:r>
+      <w:r>
+        <w:rPr>
           <w:rStyle w:val="FunctionTok"/>
         </w:rPr>
         <w:t xml:space="preserve">set.seed</w:t>
@@ -2536,6 +2865,15 @@
       <w:pPr>
         <w:pStyle w:val="SourceCode"/>
       </w:pPr>
+      <w:r>
+        <w:rPr>
+          <w:rStyle w:val="CommentTok"/>
+        </w:rPr>
+        <w:t xml:space="preserve"># ── Part 3.2 · Model Diagnostics ────────────────────────────────────────</w:t>
+      </w:r>
+      <w:r>
+        <w:br/>
+      </w:r>
       <w:r>
         <w:rPr>
           <w:rStyle w:val="FunctionTok"/>
@@ -3888,6 +4226,15 @@
       </w:pPr>
       <w:r>
         <w:rPr>
+          <w:rStyle w:val="CommentTok"/>
+        </w:rPr>
+        <w:t xml:space="preserve"># ── Part 5.1 · Take-Home Extension ──────────────────────────────────────</w:t>
+      </w:r>
+      <w:r>
+        <w:br/>
+      </w:r>
+      <w:r>
+        <w:rPr>
           <w:rStyle w:val="NormalTok"/>
         </w:rPr>
         <w:t xml:space="preserve">cray_df </w:t>
@@ -4060,6 +4407,15 @@
         <w:rPr>
           <w:rStyle w:val="CommentTok"/>
         </w:rPr>
+        <w:t xml:space="preserve"># ── Part 5.2 · Take-Home Extension ──────────────────────────────────────</w:t>
+      </w:r>
+      <w:r>
+        <w:br/>
+      </w:r>
+      <w:r>
+        <w:rPr>
+          <w:rStyle w:val="CommentTok"/>
+        </w:rPr>
         <w:t xml:space="preserve"># Write your code here:</w:t>
       </w:r>
     </w:p>
@@ -4141,6 +4497,15 @@
       <w:pPr>
         <w:pStyle w:val="SourceCode"/>
       </w:pPr>
+      <w:r>
+        <w:rPr>
+          <w:rStyle w:val="CommentTok"/>
+        </w:rPr>
+        <w:t xml:space="preserve"># ── Part 5.3 · Take-Home Extension ──────────────────────────────────────</w:t>
+      </w:r>
+      <w:r>
+        <w:br/>
+      </w:r>
       <w:r>
         <w:rPr>
           <w:rStyle w:val="CommentTok"/>

--- a/docs/content/linear_mixed_models/linear_mixed_models_activity.docx
+++ b/docs/content/linear_mixed_models/linear_mixed_models_activity.docx
@@ -6546,7 +6546,7 @@
         <w:bottom w:color="FF0000" w:space="1" w:sz="8" w:val="single"/>
         <w:right w:color="FF0000" w:space="4" w:sz="8" w:val="single"/>
       </w:pBdr>
-      <w:shd w:color="auto" w:fill="auto" w:val="pct15"/>
+      <w:shd w:color="auto" w:fill="FBFBFB" w:val="clear"/>
       <w:spacing w:after="120" w:before="120"/>
       <w:ind w:left="432" w:right="432"/>
     </w:pPr>
@@ -6562,12 +6562,12 @@
     <w:rsid w:val="00771E03"/>
     <w:pPr>
       <w:pBdr>
-        <w:top w:color="auto" w:space="1" w:sz="8" w:val="single"/>
-        <w:left w:color="auto" w:space="4" w:sz="8" w:val="single"/>
-        <w:bottom w:color="auto" w:space="1" w:sz="8" w:val="single"/>
-        <w:right w:color="auto" w:space="4" w:sz="8" w:val="single"/>
+        <w:top w:color="BFBFBF" w:space="1" w:sz="6" w:val="single"/>
+        <w:left w:color="BFBFBF" w:space="4" w:sz="6" w:val="single"/>
+        <w:bottom w:color="BFBFBF" w:space="1" w:sz="6" w:val="single"/>
+        <w:right w:color="BFBFBF" w:space="4" w:sz="6" w:val="single"/>
       </w:pBdr>
-      <w:shd w:color="auto" w:fill="auto" w:val="pct15"/>
+      <w:shd w:color="auto" w:fill="FBFBFB" w:val="clear"/>
       <w:spacing w:after="240" w:before="240"/>
       <w:ind w:left="432" w:right="432"/>
     </w:pPr>
@@ -6582,7 +6582,13 @@
     <w:qFormat/>
     <w:rsid w:val="00771E03"/>
     <w:pPr>
-      <w:shd w:color="auto" w:fill="auto" w:val="pct15"/>
+      <w:pBdr>
+        <w:top w:color="BFBFBF" w:space="1" w:sz="6" w:val="single"/>
+        <w:left w:color="BFBFBF" w:space="4" w:sz="6" w:val="single"/>
+        <w:bottom w:color="BFBFBF" w:space="1" w:sz="6" w:val="single"/>
+        <w:right w:color="BFBFBF" w:space="4" w:sz="6" w:val="single"/>
+      </w:pBdr>
+      <w:shd w:color="auto" w:fill="FBFBFB" w:val="clear"/>
       <w:spacing w:after="240" w:before="240"/>
       <w:ind w:left="432" w:right="432"/>
     </w:pPr>

--- a/docs/content/linear_mixed_models/linear_mixed_models_activity.docx
+++ b/docs/content/linear_mixed_models/linear_mixed_models_activity.docx
@@ -2428,9 +2428,11 @@
       <w:r>
         <w:t xml:space="preserve">Do the F-test and Chi-square p-values agree on significance here? Given the rule of thumb above, which one should you trust more for this dataset (16 patches)?</w:t>
       </w:r>
-      <w:r>
-        <w:t xml:space="preserve"> </w:t>
-      </w:r>
+    </w:p>
+    <w:p>
+      <w:pPr>
+        <w:pStyle w:val="BodyText"/>
+      </w:pPr>
       <w:r>
         <w:rPr>
           <w:rStyle w:val="VerbatimChar"/>
@@ -2619,7 +2621,7 @@
               <w:rPr>
                 <w:rStyle w:val="CommentTok"/>
               </w:rPr>
-              <w:t xml:space="preserve"># Write your code here:</w:t>
+              <w:t xml:space="preserve"># Write your code in the R script:</w:t>
             </w:r>
           </w:p>
           <w:p/>
@@ -3213,9 +3215,11 @@
       <w:r>
         <w:t xml:space="preserve">compare to the residual variance? What does that tell you about spatial heterogeneity in this system?</w:t>
       </w:r>
-      <w:r>
-        <w:t xml:space="preserve"> </w:t>
-      </w:r>
+    </w:p>
+    <w:p>
+      <w:pPr>
+        <w:pStyle w:val="BodyText"/>
+      </w:pPr>
       <w:r>
         <w:rPr>
           <w:rStyle w:val="VerbatimChar"/>
@@ -3720,9 +3724,11 @@
       <w:r>
         <w:t xml:space="preserve">here. Are they close? Which approach would you reach for first on a future nested design of your own, and why?</w:t>
       </w:r>
-      <w:r>
-        <w:t xml:space="preserve"> </w:t>
-      </w:r>
+    </w:p>
+    <w:p>
+      <w:pPr>
+        <w:pStyle w:val="BodyText"/>
+      </w:pPr>
       <w:r>
         <w:rPr>
           <w:rStyle w:val="VerbatimChar"/>
@@ -4416,7 +4422,7 @@
         <w:rPr>
           <w:rStyle w:val="CommentTok"/>
         </w:rPr>
-        <w:t xml:space="preserve"># Write your code here:</w:t>
+        <w:t xml:space="preserve"># Write your code in the R script:</w:t>
       </w:r>
     </w:p>
     <w:p>
@@ -4510,7 +4516,7 @@
         <w:rPr>
           <w:rStyle w:val="CommentTok"/>
         </w:rPr>
-        <w:t xml:space="preserve"># Write your code here:</w:t>
+        <w:t xml:space="preserve"># Write your code in the R script:</w:t>
       </w:r>
     </w:p>
     <w:tbl>

--- a/docs/content/linear_mixed_models/linear_mixed_models_activity.docx
+++ b/docs/content/linear_mixed_models/linear_mixed_models_activity.docx
@@ -26,7 +26,7 @@
         <w:t xml:space="preserve">Bill Perry</w:t>
       </w:r>
     </w:p>
-    <w:bookmarkStart w:id="10" w:name="worksheet-linear-mixed-models"/>
+    <w:bookmarkStart w:id="9" w:name="worksheet-linear-mixed-models"/>
     <w:p>
       <w:pPr>
         <w:pStyle w:val="Heading1"/>
@@ -35,317 +35,8 @@
         <w:t xml:space="preserve">Worksheet: Linear Mixed Models</w:t>
       </w:r>
     </w:p>
-    <w:p>
-      <w:pPr>
-        <w:pStyle w:val="Heading2"/>
-      </w:pPr>
-      <w:bookmarkStart w:id="9" w:name="how-to-use-this-worksheet"/>
-      <w:r>
-        <w:t xml:space="preserve">How to use this worksheet</w:t>
-      </w:r>
-      <w:bookmarkEnd w:id="9"/>
-    </w:p>
-    <w:p>
-      <w:pPr>
-        <w:pStyle w:val="BlockText"/>
-      </w:pPr>
-      <w:r>
-        <w:t xml:space="preserve">Work through each part in order, at your own pace. Type every line of code yourself into a</w:t>
-      </w:r>
-      <w:r>
-        <w:t xml:space="preserve"> </w:t>
-      </w:r>
-      <w:r>
-        <w:rPr>
-          <w:b/>
-          <w:bCs/>
-        </w:rPr>
-        <w:t xml:space="preserve">plain R script</w:t>
-      </w:r>
-      <w:r>
-        <w:t xml:space="preserve"> </w:t>
-      </w:r>
-      <w:r>
-        <w:t xml:space="preserve">— do not copy-paste. Blocks marked</w:t>
-      </w:r>
-      <w:r>
-        <w:t xml:space="preserve"> </w:t>
-      </w:r>
-      <w:r>
-        <w:rPr>
-          <w:b/>
-          <w:bCs/>
-        </w:rPr>
-        <w:t xml:space="preserve">▶ Run this</w:t>
-      </w:r>
-      <w:r>
-        <w:t xml:space="preserve"> </w:t>
-      </w:r>
-      <w:r>
-        <w:t xml:space="preserve">are code you should type and execute. Blocks marked</w:t>
-      </w:r>
-      <w:r>
-        <w:t xml:space="preserve"> </w:t>
-      </w:r>
-      <w:r>
-        <w:rPr>
-          <w:b/>
-          <w:bCs/>
-        </w:rPr>
-        <w:t xml:space="preserve">✏️ Your turn</w:t>
-      </w:r>
-      <w:r>
-        <w:t xml:space="preserve"> </w:t>
-      </w:r>
-      <w:r>
-        <w:t xml:space="preserve">ask you to write, modify, or answer something. Boxes marked</w:t>
-      </w:r>
-      <w:r>
-        <w:t xml:space="preserve"> </w:t>
-      </w:r>
-      <w:r>
-        <w:rPr>
-          <w:b/>
-          <w:bCs/>
-        </w:rPr>
-        <w:t xml:space="preserve">🚀 If you finish early</w:t>
-      </w:r>
-      <w:r>
-        <w:t xml:space="preserve"> </w:t>
-      </w:r>
-      <w:r>
-        <w:t xml:space="preserve">are optional bonus material that goes a bit further than what we covered in lecture.</w:t>
-      </w:r>
-    </w:p>
-    <w:p>
-      <w:pPr>
-        <w:pStyle w:val="BlockText"/>
-      </w:pPr>
-      <w:r>
-        <w:rPr>
-          <w:b/>
-          <w:bCs/>
-        </w:rPr>
-        <w:t xml:space="preserve">Every grey</w:t>
-      </w:r>
-      <w:r>
-        <w:rPr>
-          <w:b/>
-          <w:bCs/>
-        </w:rPr>
-        <w:t xml:space="preserve"> </w:t>
-      </w:r>
-      <w:r>
-        <w:rPr>
-          <w:rStyle w:val="VerbatimChar"/>
-          <w:b/>
-          <w:bCs/>
-        </w:rPr>
-        <w:t xml:space="preserve">r</w:t>
-      </w:r>
-      <w:r>
-        <w:rPr>
-          <w:b/>
-          <w:bCs/>
-        </w:rPr>
-        <w:t xml:space="preserve"> </w:t>
-      </w:r>
-      <w:r>
-        <w:rPr>
-          <w:b/>
-          <w:bCs/>
-        </w:rPr>
-        <w:t xml:space="preserve">box below is code you type into an R script — not into the Console.</w:t>
-      </w:r>
-      <w:r>
-        <w:t xml:space="preserve"> </w:t>
-      </w:r>
-      <w:r>
-        <w:t xml:space="preserve">Before you start:</w:t>
-      </w:r>
-      <w:r>
-        <w:t xml:space="preserve"> </w:t>
-      </w:r>
-      <w:r>
-        <w:rPr>
-          <w:b/>
-          <w:bCs/>
-        </w:rPr>
-        <w:t xml:space="preserve">File → New File → R Script</w:t>
-      </w:r>
-      <w:r>
-        <w:t xml:space="preserve">, and save it as</w:t>
-      </w:r>
-      <w:r>
-        <w:t xml:space="preserve"> </w:t>
-      </w:r>
-      <w:r>
-        <w:rPr>
-          <w:rStyle w:val="VerbatimChar"/>
-        </w:rPr>
-        <w:t xml:space="preserve">15_linear_mixed_models.R</w:t>
-      </w:r>
-      <w:r>
-        <w:t xml:space="preserve"> </w:t>
-      </w:r>
-      <w:r>
-        <w:t xml:space="preserve">in your project’s</w:t>
-      </w:r>
-      <w:r>
-        <w:t xml:space="preserve"> </w:t>
-      </w:r>
-      <w:r>
-        <w:rPr>
-          <w:rStyle w:val="VerbatimChar"/>
-        </w:rPr>
-        <w:t xml:space="preserve">scripts/</w:t>
-      </w:r>
-      <w:r>
-        <w:t xml:space="preserve"> </w:t>
-      </w:r>
-      <w:r>
-        <w:t xml:space="preserve">folder. Then work down the worksheet, adding each block to the bottom of that one script, in order.</w:t>
-      </w:r>
-    </w:p>
-    <w:p>
-      <w:pPr>
-        <w:pStyle w:val="BlockText"/>
-      </w:pPr>
-      <w:r>
-        <w:rPr>
-          <w:b/>
-          <w:bCs/>
-        </w:rPr>
-        <w:t xml:space="preserve">Type the</w:t>
-      </w:r>
-      <w:r>
-        <w:rPr>
-          <w:b/>
-          <w:bCs/>
-        </w:rPr>
-        <w:t xml:space="preserve"> </w:t>
-      </w:r>
-      <w:r>
-        <w:rPr>
-          <w:rStyle w:val="VerbatimChar"/>
-          <w:b/>
-          <w:bCs/>
-        </w:rPr>
-        <w:t xml:space="preserve"># ── Part …</w:t>
-      </w:r>
-      <w:r>
-        <w:rPr>
-          <w:b/>
-          <w:bCs/>
-        </w:rPr>
-        <w:t xml:space="preserve"> </w:t>
-      </w:r>
-      <w:r>
-        <w:rPr>
-          <w:b/>
-          <w:bCs/>
-        </w:rPr>
-        <w:t xml:space="preserve">header comment at the top of each block, too.</w:t>
-      </w:r>
-      <w:r>
-        <w:t xml:space="preserve"> </w:t>
-      </w:r>
-      <w:r>
-        <w:t xml:space="preserve">Those comment lines are not decoration — they are how your script stays navigable, how you find your way back to a block that broke, and how I find your work when I read your script. A block with no header comment is a block I cannot place. In RStudio they also show up in the document outline (the</w:t>
-      </w:r>
-      <w:r>
-        <w:t xml:space="preserve"> </w:t>
-      </w:r>
-      <w:r>
-        <w:rPr>
-          <w:rStyle w:val="VerbatimChar"/>
-        </w:rPr>
-        <w:t xml:space="preserve">≡</w:t>
-      </w:r>
-      <w:r>
-        <w:t xml:space="preserve"> </w:t>
-      </w:r>
-      <w:r>
-        <w:t xml:space="preserve">button at the bottom-left of the editor) so you can jump straight to any part.</w:t>
-      </w:r>
-    </w:p>
-    <w:p>
-      <w:pPr>
-        <w:pStyle w:val="BlockText"/>
-      </w:pPr>
-      <w:r>
-        <w:t xml:space="preserve">This worksheet picks up the exact same sea urchin grazing / algae cover dataset from the Nested ANOVA activity —</w:t>
-      </w:r>
-      <w:r>
-        <w:t xml:space="preserve"> </w:t>
-      </w:r>
-      <w:r>
-        <w:rPr>
-          <w:rStyle w:val="VerbatimChar"/>
-        </w:rPr>
-        <w:t xml:space="preserve">patch</w:t>
-      </w:r>
-      <w:r>
-        <w:t xml:space="preserve"> </w:t>
-      </w:r>
-      <w:r>
-        <w:t xml:space="preserve">nested within</w:t>
-      </w:r>
-      <w:r>
-        <w:t xml:space="preserve"> </w:t>
-      </w:r>
-      <w:r>
-        <w:rPr>
-          <w:rStyle w:val="VerbatimChar"/>
-        </w:rPr>
-        <w:t xml:space="preserve">treat</w:t>
-      </w:r>
-      <w:r>
-        <w:t xml:space="preserve"> </w:t>
-      </w:r>
-      <w:r>
-        <w:t xml:space="preserve">— and fits it as a mixed model instead of a traditional</w:t>
-      </w:r>
-      <w:r>
-        <w:t xml:space="preserve"> </w:t>
-      </w:r>
-      <w:r>
-        <w:rPr>
-          <w:rStyle w:val="VerbatimChar"/>
-        </w:rPr>
-        <w:t xml:space="preserve">aov()</w:t>
-      </w:r>
-      <w:r>
-        <w:t xml:space="preserve"> </w:t>
-      </w:r>
-      <w:r>
-        <w:t xml:space="preserve">with an</w:t>
-      </w:r>
-      <w:r>
-        <w:t xml:space="preserve"> </w:t>
-      </w:r>
-      <w:r>
-        <w:rPr>
-          <w:rStyle w:val="VerbatimChar"/>
-        </w:rPr>
-        <w:t xml:space="preserve">Error()</w:t>
-      </w:r>
-      <w:r>
-        <w:t xml:space="preserve"> </w:t>
-      </w:r>
-      <w:r>
-        <w:t xml:space="preserve">term.</w:t>
-      </w:r>
-    </w:p>
-    <w:p>
-      <w:r>
-        <w:pict>
-          <v:rect style="width:0;height:1.5pt" o:hralign="center" o:hrstd="t" o:hr="t"/>
-        </w:pict>
-      </w:r>
-    </w:p>
-    <w:bookmarkEnd w:id="10"/>
-    <w:bookmarkStart w:id="14" w:name="part-1-setup-the-sea-urchin-data-again"/>
+    <w:bookmarkEnd w:id="9"/>
+    <w:bookmarkStart w:id="13" w:name="part-1-setup-the-sea-urchin-data-again"/>
     <w:p>
       <w:pPr>
         <w:pStyle w:val="Heading1"/>
@@ -1563,18 +1254,18 @@
                 <wp:inline>
                   <wp:extent cx="152400" cy="152400"/>
                   <wp:effectExtent b="0" l="0" r="0" t="0"/>
-                  <wp:docPr descr="" title="" id="12" name="Picture"/>
+                  <wp:docPr descr="" title="" id="11" name="Picture"/>
                   <a:graphic>
                     <a:graphicData uri="http://schemas.openxmlformats.org/drawingml/2006/picture">
                       <pic:pic>
                         <pic:nvPicPr>
-                          <pic:cNvPr descr="/Applications/Positron.app/Contents/Resources/app/quarto/share/formats/docx/tip.png" id="13" name="Picture"/>
+                          <pic:cNvPr descr="/Applications/Positron.app/Contents/Resources/app/quarto/share/formats/docx/tip.png" id="12" name="Picture"/>
                           <pic:cNvPicPr>
                             <a:picLocks noChangeArrowheads="1" noChangeAspect="1"/>
                           </pic:cNvPicPr>
                         </pic:nvPicPr>
                         <pic:blipFill>
-                          <a:blip r:embed="rId11"/>
+                          <a:blip r:embed="rId10"/>
                           <a:stretch>
                             <a:fillRect/>
                           </a:stretch>
@@ -1675,8 +1366,8 @@
         </w:pict>
       </w:r>
     </w:p>
-    <w:bookmarkEnd w:id="14"/>
-    <w:bookmarkStart w:id="17" w:name="part-2-the-modern-way-mixed-models"/>
+    <w:bookmarkEnd w:id="13"/>
+    <w:bookmarkStart w:id="16" w:name="part-2-the-modern-way-mixed-models"/>
     <w:p>
       <w:pPr>
         <w:pStyle w:val="Heading1"/>
@@ -2481,18 +2172,18 @@
                 <wp:inline>
                   <wp:extent cx="152400" cy="152400"/>
                   <wp:effectExtent b="0" l="0" r="0" t="0"/>
-                  <wp:docPr descr="" title="" id="15" name="Picture"/>
+                  <wp:docPr descr="" title="" id="14" name="Picture"/>
                   <a:graphic>
                     <a:graphicData uri="http://schemas.openxmlformats.org/drawingml/2006/picture">
                       <pic:pic>
                         <pic:nvPicPr>
-                          <pic:cNvPr descr="/Applications/Positron.app/Contents/Resources/app/quarto/share/formats/docx/tip.png" id="16" name="Picture"/>
+                          <pic:cNvPr descr="/Applications/Positron.app/Contents/Resources/app/quarto/share/formats/docx/tip.png" id="15" name="Picture"/>
                           <pic:cNvPicPr>
                             <a:picLocks noChangeArrowheads="1" noChangeAspect="1"/>
                           </pic:cNvPicPr>
                         </pic:nvPicPr>
                         <pic:blipFill>
-                          <a:blip r:embed="rId11"/>
+                          <a:blip r:embed="rId10"/>
                           <a:stretch>
                             <a:fillRect/>
                           </a:stretch>
@@ -2635,8 +2326,8 @@
         </w:pict>
       </w:r>
     </w:p>
-    <w:bookmarkEnd w:id="17"/>
-    <w:bookmarkStart w:id="23" w:name="part-3-model-diagnostics"/>
+    <w:bookmarkEnd w:id="16"/>
+    <w:bookmarkStart w:id="22" w:name="part-3-model-diagnostics"/>
     <w:p>
       <w:pPr>
         <w:pStyle w:val="Heading1"/>
@@ -3268,18 +2959,18 @@
                 <wp:inline>
                   <wp:extent cx="152400" cy="152400"/>
                   <wp:effectExtent b="0" l="0" r="0" t="0"/>
-                  <wp:docPr descr="" title="" id="18" name="Picture"/>
+                  <wp:docPr descr="" title="" id="17" name="Picture"/>
                   <a:graphic>
                     <a:graphicData uri="http://schemas.openxmlformats.org/drawingml/2006/picture">
                       <pic:pic>
                         <pic:nvPicPr>
-                          <pic:cNvPr descr="/Applications/Positron.app/Contents/Resources/app/quarto/share/formats/docx/tip.png" id="19" name="Picture"/>
+                          <pic:cNvPr descr="/Applications/Positron.app/Contents/Resources/app/quarto/share/formats/docx/tip.png" id="18" name="Picture"/>
                           <pic:cNvPicPr>
                             <a:picLocks noChangeArrowheads="1" noChangeAspect="1"/>
                           </pic:cNvPicPr>
                         </pic:nvPicPr>
                         <pic:blipFill>
-                          <a:blip r:embed="rId11"/>
+                          <a:blip r:embed="rId10"/>
                           <a:stretch>
                             <a:fillRect/>
                           </a:stretch>
@@ -3437,18 +3128,18 @@
                 <wp:inline>
                   <wp:extent cx="152400" cy="152400"/>
                   <wp:effectExtent b="0" l="0" r="0" t="0"/>
-                  <wp:docPr descr="" title="" id="21" name="Picture"/>
+                  <wp:docPr descr="" title="" id="20" name="Picture"/>
                   <a:graphic>
                     <a:graphicData uri="http://schemas.openxmlformats.org/drawingml/2006/picture">
                       <pic:pic>
                         <pic:nvPicPr>
-                          <pic:cNvPr descr="/Applications/Positron.app/Contents/Resources/app/quarto/share/formats/docx/note.png" id="22" name="Picture"/>
+                          <pic:cNvPr descr="/Applications/Positron.app/Contents/Resources/app/quarto/share/formats/docx/note.png" id="21" name="Picture"/>
                           <pic:cNvPicPr>
                             <a:picLocks noChangeArrowheads="1" noChangeAspect="1"/>
                           </pic:cNvPicPr>
                         </pic:nvPicPr>
                         <pic:blipFill>
-                          <a:blip r:embed="rId20"/>
+                          <a:blip r:embed="rId19"/>
                           <a:stretch>
                             <a:fillRect/>
                           </a:stretch>
@@ -3590,8 +3281,8 @@
         </w:pict>
       </w:r>
     </w:p>
-    <w:bookmarkEnd w:id="23"/>
-    <w:bookmarkStart w:id="24" w:name="part-4-comparing-the-two-approaches"/>
+    <w:bookmarkEnd w:id="22"/>
+    <w:bookmarkStart w:id="23" w:name="part-4-comparing-the-two-approaches"/>
     <w:p>
       <w:pPr>
         <w:pStyle w:val="Heading1"/>
@@ -3743,8 +3434,8 @@
         </w:pict>
       </w:r>
     </w:p>
-    <w:bookmarkEnd w:id="24"/>
-    <w:bookmarkStart w:id="27" w:name="review-and-checkpoint"/>
+    <w:bookmarkEnd w:id="23"/>
+    <w:bookmarkStart w:id="26" w:name="review-and-checkpoint"/>
     <w:p>
       <w:pPr>
         <w:pStyle w:val="Heading1"/>
@@ -3889,18 +3580,18 @@
                 <wp:inline>
                   <wp:extent cx="152400" cy="152400"/>
                   <wp:effectExtent b="0" l="0" r="0" t="0"/>
-                  <wp:docPr descr="" title="" id="25" name="Picture"/>
+                  <wp:docPr descr="" title="" id="24" name="Picture"/>
                   <a:graphic>
                     <a:graphicData uri="http://schemas.openxmlformats.org/drawingml/2006/picture">
                       <pic:pic>
                         <pic:nvPicPr>
-                          <pic:cNvPr descr="/Applications/Positron.app/Contents/Resources/app/quarto/share/formats/docx/note.png" id="26" name="Picture"/>
+                          <pic:cNvPr descr="/Applications/Positron.app/Contents/Resources/app/quarto/share/formats/docx/note.png" id="25" name="Picture"/>
                           <pic:cNvPicPr>
                             <a:picLocks noChangeArrowheads="1" noChangeAspect="1"/>
                           </pic:cNvPicPr>
                         </pic:nvPicPr>
                         <pic:blipFill>
-                          <a:blip r:embed="rId20"/>
+                          <a:blip r:embed="rId19"/>
                           <a:stretch>
                             <a:fillRect/>
                           </a:stretch>
@@ -4034,8 +3725,8 @@
         </w:pict>
       </w:r>
     </w:p>
-    <w:bookmarkEnd w:id="27"/>
-    <w:bookmarkStart w:id="37" w:name="X129aa9503ba9017911dc8dfd83c63c796e5dcfe"/>
+    <w:bookmarkEnd w:id="26"/>
+    <w:bookmarkStart w:id="36" w:name="X129aa9503ba9017911dc8dfd83c63c796e5dcfe"/>
     <w:p>
       <w:pPr>
         <w:pStyle w:val="Heading1"/>
@@ -4097,18 +3788,18 @@
                 <wp:inline>
                   <wp:extent cx="152400" cy="152400"/>
                   <wp:effectExtent b="0" l="0" r="0" t="0"/>
-                  <wp:docPr descr="" title="" id="28" name="Picture"/>
+                  <wp:docPr descr="" title="" id="27" name="Picture"/>
                   <a:graphic>
                     <a:graphicData uri="http://schemas.openxmlformats.org/drawingml/2006/picture">
                       <pic:pic>
                         <pic:nvPicPr>
-                          <pic:cNvPr descr="/Applications/Positron.app/Contents/Resources/app/quarto/share/formats/docx/note.png" id="29" name="Picture"/>
+                          <pic:cNvPr descr="/Applications/Positron.app/Contents/Resources/app/quarto/share/formats/docx/note.png" id="28" name="Picture"/>
                           <pic:cNvPicPr>
                             <a:picLocks noChangeArrowheads="1" noChangeAspect="1"/>
                           </pic:cNvPicPr>
                         </pic:nvPicPr>
                         <pic:blipFill>
-                          <a:blip r:embed="rId20"/>
+                          <a:blip r:embed="rId19"/>
                           <a:stretch>
                             <a:fillRect/>
                           </a:stretch>
@@ -4187,7 +3878,7 @@
         </w:tc>
       </w:tr>
     </w:tbl>
-    <w:bookmarkStart w:id="30" w:name="background"/>
+    <w:bookmarkStart w:id="29" w:name="background"/>
     <w:p>
       <w:pPr>
         <w:pStyle w:val="Heading2"/>
@@ -4297,8 +3988,8 @@
         <w:t xml:space="preserve">(cray_df)</w:t>
       </w:r>
     </w:p>
-    <w:bookmarkEnd w:id="30"/>
-    <w:bookmarkStart w:id="31" w:name="your-task"/>
+    <w:bookmarkEnd w:id="29"/>
+    <w:bookmarkStart w:id="30" w:name="your-task"/>
     <w:p>
       <w:pPr>
         <w:pStyle w:val="Heading2"/>
@@ -4454,8 +4145,8 @@
         <w:t xml:space="preserve">________________________________________________________</w:t>
       </w:r>
     </w:p>
-    <w:bookmarkEnd w:id="31"/>
-    <w:bookmarkStart w:id="36" w:name="final-figure"/>
+    <w:bookmarkEnd w:id="30"/>
+    <w:bookmarkStart w:id="35" w:name="final-figure"/>
     <w:p>
       <w:pPr>
         <w:pStyle w:val="Heading2"/>
@@ -4560,18 +4251,18 @@
                 <wp:inline>
                   <wp:extent cx="152400" cy="152400"/>
                   <wp:effectExtent b="0" l="0" r="0" t="0"/>
-                  <wp:docPr descr="" title="" id="32" name="Picture"/>
+                  <wp:docPr descr="" title="" id="31" name="Picture"/>
                   <a:graphic>
                     <a:graphicData uri="http://schemas.openxmlformats.org/drawingml/2006/picture">
                       <pic:pic>
                         <pic:nvPicPr>
-                          <pic:cNvPr descr="/Applications/Positron.app/Contents/Resources/app/quarto/share/formats/docx/note.png" id="33" name="Picture"/>
+                          <pic:cNvPr descr="/Applications/Positron.app/Contents/Resources/app/quarto/share/formats/docx/note.png" id="32" name="Picture"/>
                           <pic:cNvPicPr>
                             <a:picLocks noChangeArrowheads="1" noChangeAspect="1"/>
                           </pic:cNvPicPr>
                         </pic:nvPicPr>
                         <pic:blipFill>
-                          <a:blip r:embed="rId20"/>
+                          <a:blip r:embed="rId19"/>
                           <a:stretch>
                             <a:fillRect/>
                           </a:stretch>
@@ -4768,18 +4459,18 @@
                 <wp:inline>
                   <wp:extent cx="152400" cy="152400"/>
                   <wp:effectExtent b="0" l="0" r="0" t="0"/>
-                  <wp:docPr descr="" title="" id="34" name="Picture"/>
+                  <wp:docPr descr="" title="" id="33" name="Picture"/>
                   <a:graphic>
                     <a:graphicData uri="http://schemas.openxmlformats.org/drawingml/2006/picture">
                       <pic:pic>
                         <pic:nvPicPr>
-                          <pic:cNvPr descr="/Applications/Positron.app/Contents/Resources/app/quarto/share/formats/docx/note.png" id="35" name="Picture"/>
+                          <pic:cNvPr descr="/Applications/Positron.app/Contents/Resources/app/quarto/share/formats/docx/note.png" id="34" name="Picture"/>
                           <pic:cNvPicPr>
                             <a:picLocks noChangeArrowheads="1" noChangeAspect="1"/>
                           </pic:cNvPicPr>
                         </pic:nvPicPr>
                         <pic:blipFill>
-                          <a:blip r:embed="rId20"/>
+                          <a:blip r:embed="rId19"/>
                           <a:stretch>
                             <a:fillRect/>
                           </a:stretch>
@@ -4881,272 +4572,11 @@
         </w:tc>
       </w:tr>
     </w:tbl>
-    <w:p>
-      <w:r>
-        <w:pict>
-          <v:rect style="width:0;height:1.5pt" o:hralign="center" o:hrstd="t" o:hr="t"/>
-        </w:pict>
-      </w:r>
-    </w:p>
+    <w:bookmarkEnd w:id="35"/>
     <w:bookmarkEnd w:id="36"/>
-    <w:bookmarkEnd w:id="37"/>
-    <w:bookmarkStart w:id="38" w:name="getting-unstuck"/>
-    <w:p>
-      <w:pPr>
-        <w:pStyle w:val="Heading1"/>
-      </w:pPr>
-      <w:r>
-        <w:t xml:space="preserve">Getting unstuck</w:t>
-      </w:r>
-    </w:p>
-    <w:p>
-      <w:pPr>
-        <w:pStyle w:val="FirstParagraph"/>
-      </w:pPr>
-      <w:r>
-        <w:t xml:space="preserve">When code breaks — and it will, that is normal:</w:t>
-      </w:r>
-    </w:p>
-    <w:p>
-      <w:pPr>
-        <w:pStyle w:val="Compact"/>
-        <w:numPr>
-          <w:ilvl w:val="0"/>
-          <w:numId w:val="1014"/>
-        </w:numPr>
-      </w:pPr>
-      <w:r>
-        <w:rPr>
-          <w:b/>
-          <w:bCs/>
-        </w:rPr>
-        <w:t xml:space="preserve">Read the error message out loud.</w:t>
-      </w:r>
-      <w:r>
-        <w:t xml:space="preserve"> </w:t>
-      </w:r>
-      <w:r>
-        <w:t xml:space="preserve">R usually names the line and the problem.</w:t>
-      </w:r>
-    </w:p>
-    <w:p>
-      <w:pPr>
-        <w:pStyle w:val="Compact"/>
-        <w:numPr>
-          <w:ilvl w:val="0"/>
-          <w:numId w:val="1014"/>
-        </w:numPr>
-      </w:pPr>
-      <w:r>
-        <w:rPr>
-          <w:b/>
-          <w:bCs/>
-        </w:rPr>
-        <w:t xml:space="preserve">Check the usual suspects:</w:t>
-      </w:r>
-      <w:r>
-        <w:t xml:space="preserve"> </w:t>
-      </w:r>
-      <w:r>
-        <w:t xml:space="preserve">did you run</w:t>
-      </w:r>
-      <w:r>
-        <w:t xml:space="preserve"> </w:t>
-      </w:r>
-      <w:r>
-        <w:rPr>
-          <w:rStyle w:val="VerbatimChar"/>
-        </w:rPr>
-        <w:t xml:space="preserve">library(lme4)</w:t>
-      </w:r>
-      <w:r>
-        <w:t xml:space="preserve">,</w:t>
-      </w:r>
-      <w:r>
-        <w:t xml:space="preserve"> </w:t>
-      </w:r>
-      <w:r>
-        <w:rPr>
-          <w:rStyle w:val="VerbatimChar"/>
-        </w:rPr>
-        <w:t xml:space="preserve">library(lmerTest)</w:t>
-      </w:r>
-      <w:r>
-        <w:t xml:space="preserve">,</w:t>
-      </w:r>
-      <w:r>
-        <w:t xml:space="preserve"> </w:t>
-      </w:r>
-      <w:r>
-        <w:rPr>
-          <w:rStyle w:val="VerbatimChar"/>
-        </w:rPr>
-        <w:t xml:space="preserve">library(car)</w:t>
-      </w:r>
-      <w:r>
-        <w:t xml:space="preserve">,</w:t>
-      </w:r>
-      <w:r>
-        <w:t xml:space="preserve"> </w:t>
-      </w:r>
-      <w:r>
-        <w:rPr>
-          <w:rStyle w:val="VerbatimChar"/>
-        </w:rPr>
-        <w:t xml:space="preserve">library(emmeans)</w:t>
-      </w:r>
-      <w:r>
-        <w:t xml:space="preserve">,</w:t>
-      </w:r>
-      <w:r>
-        <w:t xml:space="preserve"> </w:t>
-      </w:r>
-      <w:r>
-        <w:rPr>
-          <w:rStyle w:val="VerbatimChar"/>
-        </w:rPr>
-        <w:t xml:space="preserve">library(DHARMa)</w:t>
-      </w:r>
-      <w:r>
-        <w:t xml:space="preserve">, and</w:t>
-      </w:r>
-      <w:r>
-        <w:t xml:space="preserve"> </w:t>
-      </w:r>
-      <w:r>
-        <w:rPr>
-          <w:rStyle w:val="VerbatimChar"/>
-        </w:rPr>
-        <w:t xml:space="preserve">library(tidyverse)</w:t>
-      </w:r>
-      <w:r>
-        <w:t xml:space="preserve">? Spelling? A missing</w:t>
-      </w:r>
-      <w:r>
-        <w:t xml:space="preserve"> </w:t>
-      </w:r>
-      <w:r>
-        <w:rPr>
-          <w:rStyle w:val="VerbatimChar"/>
-        </w:rPr>
-        <w:t xml:space="preserve">)</w:t>
-      </w:r>
-      <w:r>
-        <w:t xml:space="preserve"> </w:t>
-      </w:r>
-      <w:r>
-        <w:t xml:space="preserve">or</w:t>
-      </w:r>
-      <w:r>
-        <w:t xml:space="preserve"> </w:t>
-      </w:r>
-      <w:r>
-        <w:rPr>
-          <w:rStyle w:val="VerbatimChar"/>
-        </w:rPr>
-        <w:t xml:space="preserve">%&gt;%</w:t>
-      </w:r>
-      <w:r>
-        <w:t xml:space="preserve"> </w:t>
-      </w:r>
-      <w:r>
-        <w:t xml:space="preserve">at the</w:t>
-      </w:r>
-      <w:r>
-        <w:t xml:space="preserve"> </w:t>
-      </w:r>
-      <w:r>
-        <w:rPr>
-          <w:i/>
-          <w:iCs/>
-        </w:rPr>
-        <w:t xml:space="preserve">start</w:t>
-      </w:r>
-      <w:r>
-        <w:t xml:space="preserve"> </w:t>
-      </w:r>
-      <w:r>
-        <w:t xml:space="preserve">of a line?</w:t>
-      </w:r>
-    </w:p>
-    <w:p>
-      <w:pPr>
-        <w:pStyle w:val="Compact"/>
-        <w:numPr>
-          <w:ilvl w:val="0"/>
-          <w:numId w:val="1014"/>
-        </w:numPr>
-      </w:pPr>
-      <w:r>
-        <w:rPr>
-          <w:rStyle w:val="VerbatimChar"/>
-        </w:rPr>
-        <w:t xml:space="preserve">?function_name</w:t>
-      </w:r>
-      <w:r>
-        <w:t xml:space="preserve"> </w:t>
-      </w:r>
-      <w:r>
-        <w:t xml:space="preserve">opens the built-in help page.</w:t>
-      </w:r>
-    </w:p>
-    <w:p>
-      <w:pPr>
-        <w:pStyle w:val="Compact"/>
-        <w:numPr>
-          <w:ilvl w:val="0"/>
-          <w:numId w:val="1014"/>
-        </w:numPr>
-      </w:pPr>
-      <w:r>
-        <w:rPr>
-          <w:b/>
-          <w:bCs/>
-        </w:rPr>
-        <w:t xml:space="preserve">Bring the exact error</w:t>
-      </w:r>
-      <w:r>
-        <w:t xml:space="preserve"> </w:t>
-      </w:r>
-      <w:r>
-        <w:t xml:space="preserve">(copy-paste it) to class or office hours.</w:t>
-      </w:r>
-    </w:p>
-    <w:p>
-      <w:pPr>
-        <w:pStyle w:val="BlockText"/>
-      </w:pPr>
-      <w:r>
-        <w:t xml:space="preserve">💡</w:t>
-      </w:r>
-      <w:r>
-        <w:t xml:space="preserve"> </w:t>
-      </w:r>
-      <w:r>
-        <w:rPr>
-          <w:b/>
-          <w:bCs/>
-        </w:rPr>
-        <w:t xml:space="preserve">Key idea:</w:t>
-      </w:r>
-      <w:r>
-        <w:t xml:space="preserve"> </w:t>
-      </w:r>
-      <w:r>
-        <w:t xml:space="preserve">Every working scientist googles error messages daily. Getting stuck is not failing — it is the job.</w:t>
-      </w:r>
-    </w:p>
-    <w:p>
-      <w:r>
-        <w:pict>
-          <v:rect style="width:0;height:1.5pt" o:hralign="center" o:hrstd="t" o:hr="t"/>
-        </w:pict>
-      </w:r>
-    </w:p>
-    <w:bookmarkEnd w:id="38"/>
     <w:sectPr>
       <w:pgSz w:h="15840" w:w="12240"/>
-      <w:pgMar w:bottom="1440" w:footer="720" w:gutter="0" w:header="720" w:left="1440" w:right="1440" w:top="1440"/>
+      <w:pgMar w:bottom="720" w:footer="360" w:gutter="0" w:header="360" w:left="1008" w:right="720" w:top="720"/>
       <w:cols w:space="720"/>
       <w:docGrid w:linePitch="360"/>
     </w:sectPr>
@@ -5588,36 +5018,6 @@
   <w:num w:numId="1013">
     <w:abstractNumId w:val="992"/>
   </w:num>
-  <w:num w:numId="1014">
-    <w:abstractNumId w:val="99411"/>
-    <w:lvlOverride w:ilvl="0">
-      <w:startOverride w:val="1"/>
-    </w:lvlOverride>
-    <w:lvlOverride w:ilvl="1">
-      <w:startOverride w:val="1"/>
-    </w:lvlOverride>
-    <w:lvlOverride w:ilvl="2">
-      <w:startOverride w:val="1"/>
-    </w:lvlOverride>
-    <w:lvlOverride w:ilvl="3">
-      <w:startOverride w:val="1"/>
-    </w:lvlOverride>
-    <w:lvlOverride w:ilvl="4">
-      <w:startOverride w:val="1"/>
-    </w:lvlOverride>
-    <w:lvlOverride w:ilvl="5">
-      <w:startOverride w:val="1"/>
-    </w:lvlOverride>
-    <w:lvlOverride w:ilvl="6">
-      <w:startOverride w:val="1"/>
-    </w:lvlOverride>
-    <w:lvlOverride w:ilvl="7">
-      <w:startOverride w:val="1"/>
-    </w:lvlOverride>
-    <w:lvlOverride w:ilvl="8">
-      <w:startOverride w:val="1"/>
-    </w:lvlOverride>
-  </w:num>
 </w:numbering>
 </file>
 
@@ -5634,7 +5034,11 @@
         <w14:ligatures w14:val="standardContextual"/>
       </w:rPr>
     </w:rPrDefault>
-    <w:pPrDefault/>
+    <w:pPrDefault>
+      <w:pPr>
+        <w:spacing w:before="0"/>
+      </w:pPr>
+    </w:pPrDefault>
   </w:docDefaults>
   <w:latentStyles w:count="376" w:defLockedState="0" w:defQFormat="0" w:defSemiHidden="0" w:defUIPriority="99" w:defUnhideWhenUsed="0">
     <w:lsdException w:name="Normal" w:qFormat="1" w:uiPriority="0"/>
@@ -6029,7 +5433,7 @@
     <w:pPr>
       <w:keepNext/>
       <w:keepLines/>
-      <w:spacing w:after="80" w:before="360"/>
+      <w:spacing w:after="80" w:before="120"/>
       <w:outlineLvl w:val="0"/>
     </w:pPr>
     <w:rPr>
@@ -6053,7 +5457,7 @@
     <w:pPr>
       <w:keepNext/>
       <w:keepLines/>
-      <w:spacing w:after="80" w:before="160"/>
+      <w:spacing w:after="80" w:before="100"/>
       <w:outlineLvl w:val="1"/>
     </w:pPr>
     <w:rPr>
@@ -6074,7 +5478,7 @@
     <w:pPr>
       <w:keepNext/>
       <w:keepLines/>
-      <w:spacing w:after="80" w:before="160"/>
+      <w:spacing w:after="80" w:before="80"/>
       <w:outlineLvl w:val="2"/>
     </w:pPr>
     <w:rPr>
@@ -6119,7 +5523,7 @@
     <w:pPr>
       <w:keepNext/>
       <w:keepLines/>
-      <w:spacing w:after="40" w:before="80"/>
+      <w:spacing w:after="40" w:before="60"/>
       <w:outlineLvl w:val="4"/>
     </w:pPr>
     <w:rPr>
@@ -6140,7 +5544,7 @@
     <w:pPr>
       <w:keepNext/>
       <w:keepLines/>
-      <w:spacing w:before="40"/>
+      <w:spacing w:before="60"/>
       <w:outlineLvl w:val="5"/>
     </w:pPr>
     <w:rPr>
@@ -6162,7 +5566,7 @@
     <w:pPr>
       <w:keepNext/>
       <w:keepLines/>
-      <w:spacing w:before="40"/>
+      <w:spacing w:before="60"/>
       <w:outlineLvl w:val="6"/>
     </w:pPr>
     <w:rPr>
@@ -6181,6 +5585,7 @@
     <w:qFormat/>
     <w:rsid w:val="00846576"/>
     <w:pPr>
+      <w:spacing w:before="60"/>
       <w:keepNext/>
       <w:keepLines/>
       <w:outlineLvl w:val="7"/>
@@ -6202,6 +5607,7 @@
     <w:qFormat/>
     <w:rsid w:val="00846576"/>
     <w:pPr>
+      <w:spacing w:before="60"/>
       <w:keepNext/>
       <w:keepLines/>
       <w:outlineLvl w:val="8"/>
@@ -6364,7 +5770,7 @@
     <w:qFormat/>
     <w:rsid w:val="00AF5CF1"/>
     <w:pPr>
-      <w:spacing w:after="80"/>
+      <w:spacing w:after="80" w:before="0"/>
       <w:contextualSpacing/>
     </w:pPr>
     <w:rPr>
@@ -6401,7 +5807,7 @@
       <w:numPr>
         <w:ilvl w:val="1"/>
       </w:numPr>
-      <w:spacing w:after="160"/>
+      <w:spacing w:after="160" w:before="0"/>
     </w:pPr>
     <w:rPr>
       <w:rFonts w:asciiTheme="minorHAnsi" w:cstheme="majorBidi" w:eastAsiaTheme="majorEastAsia" w:hAnsiTheme="minorHAnsi"/>
@@ -6434,7 +5840,7 @@
     <w:qFormat/>
     <w:rsid w:val="00AF5CF1"/>
     <w:pPr>
-      <w:spacing w:after="160" w:before="160"/>
+      <w:spacing w:after="160" w:before="0"/>
       <w:jc w:val="center"/>
     </w:pPr>
     <w:rPr>
@@ -6462,6 +5868,7 @@
     <w:qFormat/>
     <w:rsid w:val="00AF5CF1"/>
     <w:pPr>
+      <w:spacing w:before="0"/>
       <w:ind w:left="720"/>
       <w:contextualSpacing/>
     </w:pPr>
@@ -6491,7 +5898,7 @@
         <w:top w:color="0F4761" w:space="10" w:sz="4" w:themeColor="accent1" w:themeShade="BF" w:val="single"/>
         <w:bottom w:color="0F4761" w:space="10" w:sz="4" w:themeColor="accent1" w:themeShade="BF" w:val="single"/>
       </w:pBdr>
-      <w:spacing w:after="360" w:before="360"/>
+      <w:spacing w:after="360" w:before="0"/>
       <w:ind w:left="864" w:right="864"/>
       <w:jc w:val="center"/>
     </w:pPr>
@@ -6553,7 +5960,7 @@
         <w:right w:color="FF0000" w:space="4" w:sz="8" w:val="single"/>
       </w:pBdr>
       <w:shd w:color="auto" w:fill="FBFBFB" w:val="clear"/>
-      <w:spacing w:after="120" w:before="120"/>
+      <w:spacing w:after="60" w:before="0"/>
       <w:ind w:left="432" w:right="432"/>
     </w:pPr>
     <w:rPr>
@@ -6574,7 +5981,7 @@
         <w:right w:color="BFBFBF" w:space="4" w:sz="6" w:val="single"/>
       </w:pBdr>
       <w:shd w:color="auto" w:fill="FBFBFB" w:val="clear"/>
-      <w:spacing w:after="240" w:before="240"/>
+      <w:spacing w:after="60" w:before="0"/>
       <w:ind w:left="432" w:right="432"/>
     </w:pPr>
     <w:rPr>
@@ -6595,7 +6002,7 @@
         <w:right w:color="BFBFBF" w:space="4" w:sz="6" w:val="single"/>
       </w:pBdr>
       <w:shd w:color="auto" w:fill="FBFBFB" w:val="clear"/>
-      <w:spacing w:after="240" w:before="240"/>
+      <w:spacing w:after="60" w:before="0"/>
       <w:ind w:left="432" w:right="432"/>
     </w:pPr>
     <w:rPr>
@@ -6641,7 +6048,7 @@
     <w:unhideWhenUsed/>
     <w:rsid w:val="00322D32"/>
     <w:pPr>
-      <w:spacing w:after="100"/>
+      <w:spacing w:after="100" w:before="0"/>
     </w:pPr>
   </w:style>
   <w:style w:type="character" w:customStyle="1" w:styleId="KeywordTok">

--- a/docs/content/linear_mixed_models/linear_mixed_models_activity.docx
+++ b/docs/content/linear_mixed_models/linear_mixed_models_activity.docx
@@ -5036,7 +5036,7 @@
     </w:rPrDefault>
     <w:pPrDefault>
       <w:pPr>
-        <w:spacing w:before="0"/>
+        <w:spacing w:after="0" w:before="0" w:line="240" w:lineRule="auto"/>
       </w:pPr>
     </w:pPrDefault>
   </w:docDefaults>
